--- a/public/sales-kit/FlowSync_Politicas_de_Servicio_ES.docx
+++ b/public/sales-kit/FlowSync_Politicas_de_Servicio_ES.docx
@@ -15,7 +15,7 @@
         <w:pStyle w:val="Subtitle"/>
       </w:pPr>
       <w:r>
-        <w:t xml:space="preserve">Soporte, disponibilidad y políticas de datos por plan · Vigente julio 2026</w:t>
+        <w:t xml:space="preserve">Soporte, disponibilidad y políticas de datos por plan · Vigente agosto 2026</w:t>
       </w:r>
     </w:p>
     <w:p>
@@ -846,6 +846,24 @@
       </w:pPr>
       <w:r>
         <w:t xml:space="preserve">Un Anexo de Procesamiento de Datos (DPA) está disponible para clientes Business a solicitud y se incluye en los acuerdos Enterprise. Solicitudes: legal@flowsyncpm.com.</w:t>
+      </w:r>
+    </w:p>
+    <w:p>
+      <w:pPr>
+        <w:pStyle w:val="ListParagraph"/>
+        <w:numPr>
+          <w:ilvl w:val="0"/>
+          <w:numId w:val="2"/>
+        </w:numPr>
+      </w:pPr>
+      <w:r>
+        <w:rPr>
+          <w:b/>
+        </w:rPr>
+        <w:t xml:space="preserve">Gobernanza de IA:</w:t>
+      </w:r>
+      <w:r>
+        <w:t xml:space="preserve"> las funciones de IA son asistivas con revisión humana, corren del lado del servidor por la API de Anthropic (Claude) y los datos del cliente no se usan para entrenar modelos. Los administradores del workspace pueden desactivar toda la IA (aplicación del lado del servidor) y revisar un registro de auditoría de IA por workspace. Una Declaración de Responsabilidad de IA está disponible para revisión de cumplimiento.</w:t>
       </w:r>
     </w:p>
     <w:p>
